--- a/DSA.docx
+++ b/DSA.docx
@@ -167,6 +167,7 @@
     <w:p>
       <w:pPr>
         <w:numPr>
+          <w:ilvl w:val="0"/>
           <w:numId w:val="0"/>
         </w:numPr>
         <w:rPr>
@@ -1015,18 +1016,7 @@
           <w:szCs w:val="24"/>
           <w:lang w:val="en-IN"/>
         </w:rPr>
-        <w:t>By a</w:t>
-      </w:r>
-      <w:bookmarkStart w:id="0" w:name="_GoBack"/>
-      <w:bookmarkEnd w:id="0"/>
-      <w:r>
-        <w:rPr>
-          <w:rFonts w:hint="default"/>
-          <w:sz w:val="24"/>
-          <w:szCs w:val="24"/>
-          <w:lang w:val="en-IN"/>
-        </w:rPr>
-        <w:t>nalyzing the time and space complexity of the sorting algorithm as a function of n, we can make predictions about how long it will take to sort a list of a given size, and how much memory it will require. This can help us choose the best algorithm for a given problem, or optimize an existing algorithm to make it more efficient.</w:t>
+        <w:t>By analyzing the time and space complexity of the sorting algorithm as a function of n, we can make predictions about how long it will take to sort a list of a given size, and how much memory it will require. This can help us choose the best algorithm for a given problem, or optimize an existing algorithm to make it more efficient.</w:t>
       </w:r>
     </w:p>
     <w:p>
@@ -2655,56 +2645,6 @@
           <w:rFonts w:hint="default"/>
           <w:sz w:val="24"/>
           <w:szCs w:val="24"/>
-          <w:lang w:val="en-IN"/>
-        </w:rPr>
-      </w:pPr>
-    </w:p>
-    <w:p>
-      <w:pPr>
-        <w:rPr>
-          <w:rFonts w:hint="default"/>
-          <w:sz w:val="24"/>
-          <w:szCs w:val="24"/>
-          <w:lang w:val="en-IN"/>
-        </w:rPr>
-      </w:pPr>
-    </w:p>
-    <w:p>
-      <w:pPr>
-        <w:rPr>
-          <w:rFonts w:hint="default"/>
-          <w:sz w:val="24"/>
-          <w:szCs w:val="24"/>
-          <w:lang w:val="en-IN"/>
-        </w:rPr>
-      </w:pPr>
-    </w:p>
-    <w:p>
-      <w:pPr>
-        <w:rPr>
-          <w:rFonts w:hint="default"/>
-          <w:sz w:val="24"/>
-          <w:szCs w:val="24"/>
-          <w:lang w:val="en-IN"/>
-        </w:rPr>
-      </w:pPr>
-    </w:p>
-    <w:p>
-      <w:pPr>
-        <w:rPr>
-          <w:rFonts w:hint="default"/>
-          <w:sz w:val="24"/>
-          <w:szCs w:val="24"/>
-          <w:lang w:val="en-IN"/>
-        </w:rPr>
-      </w:pPr>
-    </w:p>
-    <w:p>
-      <w:pPr>
-        <w:rPr>
-          <w:rFonts w:hint="default"/>
-          <w:sz w:val="24"/>
-          <w:szCs w:val="24"/>
           <w:highlight w:val="green"/>
           <w:lang w:val="en-IN"/>
         </w:rPr>
@@ -3116,6 +3056,18 @@
         </w:rPr>
         <w:t>Linked Lists: Linked lists have a higher memory overhead compared to arrays due to the additional memory required for storing pointers/references to the next nodes. Each node carries this overhead.</w:t>
       </w:r>
+    </w:p>
+    <w:p>
+      <w:pPr>
+        <w:rPr>
+          <w:rFonts w:hint="default"/>
+          <w:sz w:val="24"/>
+          <w:szCs w:val="24"/>
+          <w:lang w:val="en-IN"/>
+        </w:rPr>
+      </w:pPr>
+      <w:bookmarkStart w:id="0" w:name="_GoBack"/>
+      <w:bookmarkEnd w:id="0"/>
     </w:p>
     <w:p>
       <w:pPr>

--- a/DSA.docx
+++ b/DSA.docx
@@ -168,7 +168,7 @@
       <w:pPr>
         <w:numPr>
           <w:ilvl w:val="0"/>
-          <w:numId w:val="0"/>
+          <w:numId w:val="1"/>
         </w:numPr>
         <w:rPr>
           <w:rFonts w:hint="default"/>
@@ -184,7 +184,30 @@
           <w:szCs w:val="24"/>
           <w:lang w:val="en-IN"/>
         </w:rPr>
-        <w:t>9.difference b/w array and linked list.</w:t>
+        <w:t>difference b/w array and linked list.</w:t>
+      </w:r>
+    </w:p>
+    <w:p>
+      <w:pPr>
+        <w:numPr>
+          <w:ilvl w:val="0"/>
+          <w:numId w:val="1"/>
+        </w:numPr>
+        <w:rPr>
+          <w:rFonts w:hint="default"/>
+          <w:sz w:val="24"/>
+          <w:szCs w:val="24"/>
+          <w:lang w:val="en-IN"/>
+        </w:rPr>
+      </w:pPr>
+      <w:r>
+        <w:rPr>
+          <w:rFonts w:hint="default"/>
+          <w:sz w:val="24"/>
+          <w:szCs w:val="24"/>
+          <w:lang w:val="en-IN"/>
+        </w:rPr>
+        <w:t xml:space="preserve"> Types of complexity , Big O , omega and theta.</w:t>
       </w:r>
     </w:p>
     <w:p>
@@ -3066,26 +3089,316 @@
           <w:lang w:val="en-IN"/>
         </w:rPr>
       </w:pPr>
+    </w:p>
+    <w:p>
+      <w:pPr>
+        <w:rPr>
+          <w:rFonts w:hint="default"/>
+          <w:sz w:val="24"/>
+          <w:szCs w:val="24"/>
+          <w:lang w:val="en-IN"/>
+        </w:rPr>
+      </w:pPr>
+      <w:r>
+        <w:rPr>
+          <w:rFonts w:hint="default"/>
+          <w:sz w:val="24"/>
+          <w:szCs w:val="24"/>
+          <w:lang w:val="en-IN"/>
+        </w:rPr>
+        <w:t>In summary, arrays provide efficient random access and are suitable for situations where the size is fixed or known in advance. Linked lists excel at dynamic size changes, efficient insertion/deletion, and are more suitable when frequent modifications to the data structure are expected.</w:t>
+      </w:r>
+    </w:p>
+    <w:p>
+      <w:pPr>
+        <w:rPr>
+          <w:rFonts w:hint="default"/>
+          <w:sz w:val="24"/>
+          <w:szCs w:val="24"/>
+          <w:lang w:val="en-IN"/>
+        </w:rPr>
+      </w:pPr>
+    </w:p>
+    <w:p>
+      <w:pPr>
+        <w:numPr>
+          <w:numId w:val="0"/>
+        </w:numPr>
+        <w:rPr>
+          <w:rFonts w:hint="default"/>
+          <w:sz w:val="24"/>
+          <w:szCs w:val="24"/>
+          <w:highlight w:val="green"/>
+          <w:lang w:val="en-IN"/>
+        </w:rPr>
+      </w:pPr>
+      <w:r>
+        <w:rPr>
+          <w:rFonts w:hint="default"/>
+          <w:sz w:val="24"/>
+          <w:szCs w:val="24"/>
+          <w:highlight w:val="green"/>
+          <w:lang w:val="en-IN"/>
+        </w:rPr>
+        <w:t>10. Types of complexity , Big O , omega and theta.</w:t>
+      </w:r>
+    </w:p>
+    <w:p>
+      <w:pPr>
+        <w:rPr>
+          <w:rFonts w:hint="default"/>
+          <w:sz w:val="24"/>
+          <w:szCs w:val="24"/>
+          <w:lang w:val="en-IN"/>
+        </w:rPr>
+      </w:pPr>
+    </w:p>
+    <w:p>
+      <w:pPr>
+        <w:rPr>
+          <w:rFonts w:hint="default"/>
+          <w:sz w:val="24"/>
+          <w:szCs w:val="24"/>
+          <w:lang w:val="en-IN"/>
+        </w:rPr>
+      </w:pPr>
+    </w:p>
+    <w:p>
+      <w:pPr>
+        <w:rPr>
+          <w:rFonts w:hint="default"/>
+          <w:color w:val="0000FF"/>
+          <w:sz w:val="24"/>
+          <w:szCs w:val="24"/>
+          <w:lang w:val="en-IN"/>
+        </w:rPr>
+      </w:pPr>
+      <w:r>
+        <w:rPr>
+          <w:rFonts w:hint="default"/>
+          <w:color w:val="0000FF"/>
+          <w:sz w:val="24"/>
+          <w:szCs w:val="24"/>
+          <w:lang w:val="en-IN"/>
+        </w:rPr>
+        <w:t>Worst Case Complexity (Big O):</w:t>
+      </w:r>
+    </w:p>
+    <w:p>
+      <w:pPr>
+        <w:rPr>
+          <w:rFonts w:hint="default"/>
+          <w:sz w:val="24"/>
+          <w:szCs w:val="24"/>
+          <w:lang w:val="en-IN"/>
+        </w:rPr>
+      </w:pPr>
+      <w:r>
+        <w:rPr>
+          <w:rFonts w:hint="default"/>
+          <w:sz w:val="24"/>
+          <w:szCs w:val="24"/>
+          <w:lang w:val="en-IN"/>
+        </w:rPr>
+        <w:t>The worst-case complexity represents the upper bound on the running time or space required by an algorithm for the worst possible input. It provides a guarantee that the algorithm will not perform worse than this bound. It is denoted using the big O notation. For example, O(n) indicates linear complexity, meaning the algorithm's performance grows linearly with the input size.</w:t>
+      </w:r>
+    </w:p>
+    <w:p>
+      <w:pPr>
+        <w:rPr>
+          <w:rFonts w:hint="default"/>
+          <w:sz w:val="24"/>
+          <w:szCs w:val="24"/>
+          <w:lang w:val="en-IN"/>
+        </w:rPr>
+      </w:pPr>
+    </w:p>
+    <w:p>
+      <w:pPr>
+        <w:rPr>
+          <w:rFonts w:hint="default"/>
+          <w:sz w:val="24"/>
+          <w:szCs w:val="24"/>
+          <w:lang w:val="en-IN"/>
+        </w:rPr>
+      </w:pPr>
+      <w:r>
+        <w:rPr>
+          <w:rFonts w:hint="default"/>
+          <w:sz w:val="24"/>
+          <w:szCs w:val="24"/>
+          <w:lang w:val="en-IN"/>
+        </w:rPr>
+        <w:t>In terms of worst-case complexity, the best scenario is when the algorithm has the lowest possible upper bound, such as O(1) (constant time complexity). This means the algorithm's running time or space usage remains constant, regardless of the input size. On the other hand, the worst scenario occurs when the algorithm has a high upper bound, such as O(n^2) (quadratic time complexity), indicating a steep increase in performance requirements as the input size grows.</w:t>
+      </w:r>
+    </w:p>
+    <w:p>
+      <w:pPr>
+        <w:rPr>
+          <w:rFonts w:hint="default"/>
+          <w:sz w:val="24"/>
+          <w:szCs w:val="24"/>
+          <w:lang w:val="en-IN"/>
+        </w:rPr>
+      </w:pPr>
+    </w:p>
+    <w:p>
+      <w:pPr>
+        <w:rPr>
+          <w:rFonts w:hint="default"/>
+          <w:color w:val="0000FF"/>
+          <w:sz w:val="24"/>
+          <w:szCs w:val="24"/>
+          <w:lang w:val="en-IN"/>
+        </w:rPr>
+      </w:pPr>
+      <w:r>
+        <w:rPr>
+          <w:rFonts w:hint="default"/>
+          <w:color w:val="0000FF"/>
+          <w:sz w:val="24"/>
+          <w:szCs w:val="24"/>
+          <w:lang w:val="en-IN"/>
+        </w:rPr>
+        <w:t>Best Case Complexity (Omega):</w:t>
+      </w:r>
+    </w:p>
+    <w:p>
+      <w:pPr>
+        <w:rPr>
+          <w:rFonts w:hint="default"/>
+          <w:sz w:val="24"/>
+          <w:szCs w:val="24"/>
+          <w:lang w:val="en-IN"/>
+        </w:rPr>
+      </w:pPr>
+      <w:r>
+        <w:rPr>
+          <w:rFonts w:hint="default"/>
+          <w:sz w:val="24"/>
+          <w:szCs w:val="24"/>
+          <w:lang w:val="en-IN"/>
+        </w:rPr>
+        <w:t>The best-case complexity represents the lower bound on the running time or space required by an algorithm for the best possible input. It provides an optimistic estimation of the algorithm's performance. It is denoted using the omega notation. For example, omega(n) indicates that the algorithm will take at least linear time, but it may be more.</w:t>
+      </w:r>
+    </w:p>
+    <w:p>
+      <w:pPr>
+        <w:rPr>
+          <w:rFonts w:hint="default"/>
+          <w:sz w:val="24"/>
+          <w:szCs w:val="24"/>
+          <w:lang w:val="en-IN"/>
+        </w:rPr>
+      </w:pPr>
+    </w:p>
+    <w:p>
+      <w:pPr>
+        <w:rPr>
+          <w:rFonts w:hint="default"/>
+          <w:sz w:val="24"/>
+          <w:szCs w:val="24"/>
+          <w:lang w:val="en-IN"/>
+        </w:rPr>
+      </w:pPr>
+      <w:r>
+        <w:rPr>
+          <w:rFonts w:hint="default"/>
+          <w:sz w:val="24"/>
+          <w:szCs w:val="24"/>
+          <w:lang w:val="en-IN"/>
+        </w:rPr>
+        <w:t>In terms of best-case complexity, the best scenario is when the algorithm has the lowest possible lower bound, such as omega(1) (constant time complexity). This means the algorithm's running time or space usage is constant, regardless of the input size. However, the best-case complexity is generally less informative than the worst-case complexity since it represents a theoretical lower limit that might not be achievable in practice.</w:t>
+      </w:r>
+    </w:p>
+    <w:p>
+      <w:pPr>
+        <w:rPr>
+          <w:rFonts w:hint="default"/>
+          <w:sz w:val="24"/>
+          <w:szCs w:val="24"/>
+          <w:lang w:val="en-IN"/>
+        </w:rPr>
+      </w:pPr>
+    </w:p>
+    <w:p>
+      <w:pPr>
+        <w:rPr>
+          <w:rFonts w:hint="default"/>
+          <w:color w:val="0000FF"/>
+          <w:sz w:val="24"/>
+          <w:szCs w:val="24"/>
+          <w:lang w:val="en-IN"/>
+        </w:rPr>
+      </w:pPr>
+      <w:r>
+        <w:rPr>
+          <w:rFonts w:hint="default"/>
+          <w:color w:val="0000FF"/>
+          <w:sz w:val="24"/>
+          <w:szCs w:val="24"/>
+          <w:lang w:val="en-IN"/>
+        </w:rPr>
+        <w:t>Average Case Complexity (Theta):</w:t>
+      </w:r>
+    </w:p>
+    <w:p>
+      <w:pPr>
+        <w:rPr>
+          <w:rFonts w:hint="default"/>
+          <w:sz w:val="24"/>
+          <w:szCs w:val="24"/>
+          <w:lang w:val="en-IN"/>
+        </w:rPr>
+      </w:pPr>
+      <w:r>
+        <w:rPr>
+          <w:rFonts w:hint="default"/>
+          <w:sz w:val="24"/>
+          <w:szCs w:val="24"/>
+          <w:lang w:val="en-IN"/>
+        </w:rPr>
+        <w:t>The average-case complexity represents the expected running time or space required by an algorithm for an average or typical input. It provides an estimate of the algorithm's performance considering various possible inputs. It is denoted using the theta notation. For example, theta(n) indicates linear complexity, where the algorithm's performance grows linearly with the input size, on average.</w:t>
+      </w:r>
+    </w:p>
+    <w:p>
+      <w:pPr>
+        <w:rPr>
+          <w:rFonts w:hint="default"/>
+          <w:sz w:val="24"/>
+          <w:szCs w:val="24"/>
+          <w:lang w:val="en-IN"/>
+        </w:rPr>
+      </w:pPr>
+    </w:p>
+    <w:p>
+      <w:pPr>
+        <w:rPr>
+          <w:rFonts w:hint="default"/>
+          <w:sz w:val="24"/>
+          <w:szCs w:val="24"/>
+          <w:lang w:val="en-IN"/>
+        </w:rPr>
+      </w:pPr>
+      <w:r>
+        <w:rPr>
+          <w:rFonts w:hint="default"/>
+          <w:sz w:val="24"/>
+          <w:szCs w:val="24"/>
+          <w:lang w:val="en-IN"/>
+        </w:rPr>
+        <w:t>In terms of average-case complexity, the best scenario is when the algorithm has the lowest possible average bound, such as theta(1) (constant time complexity). This means the algorithm's running time or space usage remains constant, on average, regardless of the input size. The worst scenario occurs when the algorithm has a high average bound, such as theta(n^2) (quadratic time complexity), indicating a significant increase in performance requirements on av</w:t>
+      </w:r>
       <w:bookmarkStart w:id="0" w:name="_GoBack"/>
       <w:bookmarkEnd w:id="0"/>
-    </w:p>
-    <w:p>
-      <w:pPr>
-        <w:rPr>
-          <w:rFonts w:hint="default"/>
-          <w:sz w:val="24"/>
-          <w:szCs w:val="24"/>
-          <w:lang w:val="en-IN"/>
-        </w:rPr>
-      </w:pPr>
-      <w:r>
-        <w:rPr>
-          <w:rFonts w:hint="default"/>
-          <w:sz w:val="24"/>
-          <w:szCs w:val="24"/>
-          <w:lang w:val="en-IN"/>
-        </w:rPr>
-        <w:t>In summary, arrays provide efficient random access and are suitable for situations where the size is fixed or known in advance. Linked lists excel at dynamic size changes, efficient insertion/deletion, and are more suitable when frequent modifications to the data structure are expected.</w:t>
+      <w:r>
+        <w:rPr>
+          <w:rFonts w:hint="default"/>
+          <w:sz w:val="24"/>
+          <w:szCs w:val="24"/>
+          <w:lang w:val="en-IN"/>
+        </w:rPr>
+        <w:t>erage as the input size grows.</w:t>
       </w:r>
     </w:p>
     <w:sectPr>
@@ -3096,6 +3409,30 @@
     </w:sectPr>
   </w:body>
 </w:document>
+</file>
+
+<file path=word/numbering.xml><?xml version="1.0" encoding="utf-8"?>
+<w:numbering xmlns:wpc="http://schemas.microsoft.com/office/word/2010/wordprocessingCanvas" xmlns:mc="http://schemas.openxmlformats.org/markup-compatibility/2006" xmlns:o="urn:schemas-microsoft-com:office:office" xmlns:r="http://schemas.openxmlformats.org/officeDocument/2006/relationships" xmlns:m="http://schemas.openxmlformats.org/officeDocument/2006/math" xmlns:v="urn:schemas-microsoft-com:vml" xmlns:wp14="http://schemas.microsoft.com/office/word/2010/wordprocessingDrawing" xmlns:wp="http://schemas.openxmlformats.org/drawingml/2006/wordprocessingDrawing" xmlns:w10="urn:schemas-microsoft-com:office:word" xmlns:w="http://schemas.openxmlformats.org/wordprocessingml/2006/main" xmlns:w14="http://schemas.microsoft.com/office/word/2010/wordml" xmlns:wpg="http://schemas.microsoft.com/office/word/2010/wordprocessingGroup" xmlns:wpi="http://schemas.microsoft.com/office/word/2010/wordprocessingInk" xmlns:wne="http://schemas.microsoft.com/office/word/2006/wordml" xmlns:wps="http://schemas.microsoft.com/office/word/2010/wordprocessingShape" xmlns:wpsCustomData="http://www.wps.cn/officeDocument/2013/wpsCustomData" mc:Ignorable="w14 wp14">
+  <w:abstractNum w:abstractNumId="0">
+    <w:nsid w:val="359663EE"/>
+    <w:multiLevelType w:val="singleLevel"/>
+    <w:tmpl w:val="359663EE"/>
+    <w:lvl w:ilvl="0" w:tentative="0">
+      <w:start w:val="9"/>
+      <w:numFmt w:val="decimal"/>
+      <w:lvlText w:val="%1."/>
+      <w:lvlJc w:val="left"/>
+      <w:pPr>
+        <w:tabs>
+          <w:tab w:val="left" w:pos="312"/>
+        </w:tabs>
+      </w:pPr>
+    </w:lvl>
+  </w:abstractNum>
+  <w:num w:numId="1">
+    <w:abstractNumId w:val="0"/>
+  </w:num>
+</w:numbering>
 </file>
 
 <file path=word/styles.xml><?xml version="1.0" encoding="utf-8"?>
